--- a/assets/docs/lop5/Lich su va Dia li - Lop 5.docx
+++ b/assets/docs/lop5/Lich su va Dia li - Lop 5.docx
@@ -2731,7 +2731,7 @@
                 <w:i w:val="0"/>
                 <w:sz w:val="20"/>
               </w:rPr>
-              <w:t>Ôn tập, kiểm tra, đánh giá</w:t>
+              <w:t>Chủ đề 3: Xây dựng và bảo vệ đất nước Việt Nam</w:t>
             </w:r>
           </w:p>
         </w:tc>
@@ -2750,7 +2750,7 @@
                 <w:i w:val="0"/>
                 <w:sz w:val="20"/>
               </w:rPr>
-              <w:t>Kiểm tra định kì giữa học kì I</w:t>
+              <w:t>Bài 8. Đấu tranh giành độc lập thời kì Bắc thuộc (Tiết 1)</w:t>
             </w:r>
           </w:p>
         </w:tc>
@@ -2770,7 +2770,7 @@
                 <w:i w:val="0"/>
                 <w:sz w:val="20"/>
               </w:rPr>
-              <w:t>Tiết 18 (1 tiết)</w:t>
+              <w:t>Tiết 18 (2 tiết)</w:t>
             </w:r>
           </w:p>
         </w:tc>
@@ -2789,6 +2789,20 @@
                 <w:i w:val="0"/>
                 <w:sz w:val="18"/>
               </w:rPr>
+              <w:t>NLS: Năng lực số 1.1 CB2c: HS tham quan bảo tàng số, quan sát hiện vật ở nhiều góc</w:t>
+            </w:r>
+          </w:p>
+          <w:p>
+            <w:pPr>
+              <w:spacing w:after="0"/>
+            </w:pPr>
+            <w:r>
+              <w:rPr>
+                <w:b w:val="0"/>
+                <w:i w:val="0"/>
+                <w:sz w:val="18"/>
+              </w:rPr>
+              <w:t>KNS: KN ứng phó với thiên tai thường gặp ở địa phương.</w:t>
             </w:r>
           </w:p>
         </w:tc>
@@ -2866,7 +2880,7 @@
                 <w:i w:val="0"/>
                 <w:sz w:val="20"/>
               </w:rPr>
-              <w:t>Bài 8. Đấu tranh giành độc lập thời kì Bắc thuộc (Tiết 1)</w:t>
+              <w:t>Bài 8. Đấu tranh giành độc lập thời kì Bắc thuộc (Tiết 2)</w:t>
             </w:r>
           </w:p>
         </w:tc>
@@ -2886,7 +2900,7 @@
                 <w:i w:val="0"/>
                 <w:sz w:val="20"/>
               </w:rPr>
-              <w:t>Tiết 19 (2 tiết)</w:t>
+              <w:t>Tiết 19</w:t>
             </w:r>
           </w:p>
         </w:tc>
@@ -2906,19 +2920,6 @@
                 <w:sz w:val="18"/>
               </w:rPr>
               <w:t>NLS: Năng lực số 1.1 CB2c: HS tham quan bảo tàng số, quan sát hiện vật ở nhiều góc</w:t>
-            </w:r>
-          </w:p>
-          <w:p>
-            <w:pPr>
-              <w:spacing w:after="0"/>
-            </w:pPr>
-            <w:r>
-              <w:rPr>
-                <w:b w:val="0"/>
-                <w:i w:val="0"/>
-                <w:sz w:val="18"/>
-              </w:rPr>
-              <w:t>KNS: KN ứng phó với thiên tai thường gặp ở địa phương.</w:t>
             </w:r>
           </w:p>
         </w:tc>
@@ -2994,7 +2995,7 @@
                 <w:i w:val="0"/>
                 <w:sz w:val="20"/>
               </w:rPr>
-              <w:t>Bài 8. Đấu tranh giành độc lập thời kì Bắc thuộc (Tiết 2)</w:t>
+              <w:t>Bài 9. Triều Lý và việc định đô ở Thăng Long (Tiết 1)</w:t>
             </w:r>
           </w:p>
         </w:tc>
@@ -3014,7 +3015,7 @@
                 <w:i w:val="0"/>
                 <w:sz w:val="20"/>
               </w:rPr>
-              <w:t>Tiết 20</w:t>
+              <w:t>Tiết 20 (3 tiết)</w:t>
             </w:r>
           </w:p>
         </w:tc>
@@ -3034,6 +3035,19 @@
                 <w:sz w:val="18"/>
               </w:rPr>
               <w:t>NLS: Năng lực số 1.1 CB2c: HS tham quan bảo tàng số, quan sát hiện vật ở nhiều góc</w:t>
+            </w:r>
+          </w:p>
+          <w:p>
+            <w:pPr>
+              <w:spacing w:after="0"/>
+            </w:pPr>
+            <w:r>
+              <w:rPr>
+                <w:b w:val="0"/>
+                <w:i w:val="0"/>
+                <w:sz w:val="18"/>
+              </w:rPr>
+              <w:t>QPAN: Giáo dục truyền thống dựng nước và giữ nước, tinh thần chống giặc ngoại xâm của dân tộc; bồi dưỡng niềm tự hào dân tộc và lòng biết ơn các anh hùng, liệt sĩ đã hi sinh bảo vệ Tổ quốc.</w:t>
             </w:r>
           </w:p>
         </w:tc>
@@ -3111,7 +3125,7 @@
                 <w:i w:val="0"/>
                 <w:sz w:val="20"/>
               </w:rPr>
-              <w:t>Bài 9. Triều Lý và việc định đô ở Thăng Long (Tiết 1)</w:t>
+              <w:t>Bài 9. Triều Lý và việc định đô ở Thăng Long (Tiết 2)</w:t>
             </w:r>
           </w:p>
         </w:tc>
@@ -3131,7 +3145,7 @@
                 <w:i w:val="0"/>
                 <w:sz w:val="20"/>
               </w:rPr>
-              <w:t>Tiết 21 (3 tiết)</w:t>
+              <w:t>Tiết 21</w:t>
             </w:r>
           </w:p>
         </w:tc>
@@ -3151,19 +3165,6 @@
                 <w:sz w:val="18"/>
               </w:rPr>
               <w:t>NLS: Năng lực số 1.1 CB2c: HS tham quan bảo tàng số, quan sát hiện vật ở nhiều góc</w:t>
-            </w:r>
-          </w:p>
-          <w:p>
-            <w:pPr>
-              <w:spacing w:after="0"/>
-            </w:pPr>
-            <w:r>
-              <w:rPr>
-                <w:b w:val="0"/>
-                <w:i w:val="0"/>
-                <w:sz w:val="18"/>
-              </w:rPr>
-              <w:t>QPAN: Giáo dục truyền thống dựng nước và giữ nước, tinh thần chống giặc ngoại xâm của dân tộc; bồi dưỡng niềm tự hào dân tộc và lòng biết ơn các anh hùng, liệt sĩ đã hi sinh bảo vệ Tổ quốc.</w:t>
             </w:r>
           </w:p>
         </w:tc>
@@ -3239,7 +3240,7 @@
                 <w:i w:val="0"/>
                 <w:sz w:val="20"/>
               </w:rPr>
-              <w:t>Bài 9. Triều Lý và việc định đô ở Thăng Long (Tiết 2)</w:t>
+              <w:t>Bài 9. Triều Lý và việc định đô ở Thăng Long (Tiết 3)</w:t>
             </w:r>
           </w:p>
         </w:tc>
@@ -3278,7 +3279,6 @@
                 <w:i w:val="0"/>
                 <w:sz w:val="18"/>
               </w:rPr>
-              <w:t>NLS: Năng lực số 1.1 CB2c: HS tham quan bảo tàng số, quan sát hiện vật ở nhiều góc</w:t>
             </w:r>
           </w:p>
         </w:tc>
@@ -3356,7 +3356,7 @@
                 <w:i w:val="0"/>
                 <w:sz w:val="20"/>
               </w:rPr>
-              <w:t>Bài 9. Triều Lý và việc định đô ở Thăng Long (Tiết 3)</w:t>
+              <w:t>Bài 10. Triều Trần xây dựng đất nước và kháng chiến chống quân Mông – Nguyên xâm lược (Tiết 1)</w:t>
             </w:r>
           </w:p>
         </w:tc>
@@ -3376,7 +3376,7 @@
                 <w:i w:val="0"/>
                 <w:sz w:val="20"/>
               </w:rPr>
-              <w:t>Tiết 23</w:t>
+              <w:t>Tiết 23 (4 tiết)</w:t>
             </w:r>
           </w:p>
         </w:tc>
@@ -3395,6 +3395,33 @@
                 <w:i w:val="0"/>
                 <w:sz w:val="18"/>
               </w:rPr>
+              <w:t>Nội dung 1, câu chuyện lịch sử: địa điểm Ninh Bình - Trang 46, câu chuyện lịch sử: Địa điểm Chí Linh (Hải Phòng)</w:t>
+            </w:r>
+          </w:p>
+          <w:p>
+            <w:pPr>
+              <w:spacing w:after="0"/>
+            </w:pPr>
+            <w:r>
+              <w:rPr>
+                <w:b w:val="0"/>
+                <w:i w:val="0"/>
+                <w:sz w:val="18"/>
+              </w:rPr>
+              <w:t>NLS: Năng lực số 1.1 CB2c: HS tham quan bảo tàng số, quan sát hiện vật ở nhiều góc</w:t>
+            </w:r>
+          </w:p>
+          <w:p>
+            <w:pPr>
+              <w:spacing w:after="0"/>
+            </w:pPr>
+            <w:r>
+              <w:rPr>
+                <w:b w:val="0"/>
+                <w:i w:val="0"/>
+                <w:sz w:val="18"/>
+              </w:rPr>
+              <w:t>QPAN: Giáo dục truyền thống dựng nước và giữ nước, tinh thần chống giặc ngoại xâm của dân tộc; bồi dưỡng niềm tự hào dân tộc và lòng biết ơn các anh hùng, liệt sĩ đã hi sinh bảo vệ Tổ quốc.</w:t>
             </w:r>
           </w:p>
         </w:tc>
@@ -3470,7 +3497,7 @@
                 <w:i w:val="0"/>
                 <w:sz w:val="20"/>
               </w:rPr>
-              <w:t>Bài 10. Triều Trần xây dựng đất nước và kháng chiến chống quân Mông – Nguyên xâm lược (Tiết 1)</w:t>
+              <w:t>Bài 10. Triều Trần xây dựng đất nước và kháng chiến chống quân Mông – Nguyên xâm lược (Tiết 2)</w:t>
             </w:r>
           </w:p>
         </w:tc>
@@ -3490,7 +3517,7 @@
                 <w:i w:val="0"/>
                 <w:sz w:val="20"/>
               </w:rPr>
-              <w:t>Tiết 24 (4 tiết)</w:t>
+              <w:t>Tiết 24</w:t>
             </w:r>
           </w:p>
         </w:tc>
@@ -3509,33 +3536,7 @@
                 <w:i w:val="0"/>
                 <w:sz w:val="18"/>
               </w:rPr>
-              <w:t>Nội dung 1, câu chuyện lịch sử: địa điểm Ninh Bình - Trang 46, câu chuyện lịch sử: Địa điểm Chí Linh (Hải Phòng)</w:t>
-            </w:r>
-          </w:p>
-          <w:p>
-            <w:pPr>
-              <w:spacing w:after="0"/>
-            </w:pPr>
-            <w:r>
-              <w:rPr>
-                <w:b w:val="0"/>
-                <w:i w:val="0"/>
-                <w:sz w:val="18"/>
-              </w:rPr>
               <w:t>NLS: Năng lực số 1.1 CB2c: HS tham quan bảo tàng số, quan sát hiện vật ở nhiều góc</w:t>
-            </w:r>
-          </w:p>
-          <w:p>
-            <w:pPr>
-              <w:spacing w:after="0"/>
-            </w:pPr>
-            <w:r>
-              <w:rPr>
-                <w:b w:val="0"/>
-                <w:i w:val="0"/>
-                <w:sz w:val="18"/>
-              </w:rPr>
-              <w:t>QPAN: Giáo dục truyền thống dựng nước và giữ nước, tinh thần chống giặc ngoại xâm của dân tộc; bồi dưỡng niềm tự hào dân tộc và lòng biết ơn các anh hùng, liệt sĩ đã hi sinh bảo vệ Tổ quốc.</w:t>
             </w:r>
           </w:p>
         </w:tc>
@@ -3613,7 +3614,7 @@
                 <w:i w:val="0"/>
                 <w:sz w:val="20"/>
               </w:rPr>
-              <w:t>Bài 10. Triều Trần xây dựng đất nước và kháng chiến chống quân Mông – Nguyên xâm lược (Tiết 2)</w:t>
+              <w:t>Bài 10. Triều Trần xây dựng đất nước và kháng chiến chống quân Mông – Nguyên xâm lược (Tiết 3)</w:t>
             </w:r>
           </w:p>
         </w:tc>
@@ -3652,7 +3653,6 @@
                 <w:i w:val="0"/>
                 <w:sz w:val="18"/>
               </w:rPr>
-              <w:t>NLS: Năng lực số 1.1 CB2c: HS tham quan bảo tàng số, quan sát hiện vật ở nhiều góc</w:t>
             </w:r>
           </w:p>
         </w:tc>
@@ -3728,7 +3728,7 @@
                 <w:i w:val="0"/>
                 <w:sz w:val="20"/>
               </w:rPr>
-              <w:t>Bài 10. Triều Trần xây dựng đất nước và kháng chiến chống quân Mông – Nguyên xâm lược (Tiết 3)</w:t>
+              <w:t>Bài 10. Triều Trần xây dựng đất nước và kháng chiến chống quân Mông – Nguyên xâm lược (Tiết 4)</w:t>
             </w:r>
           </w:p>
         </w:tc>
@@ -3844,7 +3844,7 @@
                 <w:i w:val="0"/>
                 <w:sz w:val="20"/>
               </w:rPr>
-              <w:t>Bài 10. Triều Trần xây dựng đất nước và kháng chiến chống quân Mông – Nguyên xâm lược (Tiết 4)</w:t>
+              <w:t>Bài 11. Ôn tập (Tiết 1)</w:t>
             </w:r>
           </w:p>
         </w:tc>
@@ -3864,7 +3864,7 @@
                 <w:i w:val="0"/>
                 <w:sz w:val="20"/>
               </w:rPr>
-              <w:t>Tiết 27</w:t>
+              <w:t>Tiết 27 (2 tiết)</w:t>
             </w:r>
           </w:p>
         </w:tc>
@@ -3958,7 +3958,7 @@
                 <w:i w:val="0"/>
                 <w:sz w:val="20"/>
               </w:rPr>
-              <w:t>Bài 11. Ôn tập</w:t>
+              <w:t>Bài 11. Ôn tập (Tiết 2)</w:t>
             </w:r>
           </w:p>
         </w:tc>
@@ -3978,7 +3978,7 @@
                 <w:i w:val="0"/>
                 <w:sz w:val="20"/>
               </w:rPr>
-              <w:t>Tiết 28 (1 tiết)</w:t>
+              <w:t>Tiết 28</w:t>
             </w:r>
           </w:p>
         </w:tc>
@@ -3997,7 +3997,6 @@
                 <w:i w:val="0"/>
                 <w:sz w:val="18"/>
               </w:rPr>
-              <w:t>SGV 2 tiết; bớt 1 tiết cho kiểm tra định kì</w:t>
             </w:r>
           </w:p>
         </w:tc>
@@ -6942,7 +6941,7 @@
                 <w:i w:val="0"/>
                 <w:sz w:val="20"/>
               </w:rPr>
-              <w:t>Ôn tập, kiểm tra, đánh giá</w:t>
+              <w:t>Chủ đề 5: Tìm hiểu thế giới</w:t>
             </w:r>
           </w:p>
         </w:tc>
@@ -6961,7 +6960,7 @@
                 <w:i w:val="0"/>
                 <w:sz w:val="20"/>
               </w:rPr>
-              <w:t>Kiểm tra định kì giữa học kì II</w:t>
+              <w:t>Bài 22. Các châu lục và đại dương trên thế giới (Tiết 1)</w:t>
             </w:r>
           </w:p>
         </w:tc>
@@ -6981,7 +6980,7 @@
                 <w:i w:val="0"/>
                 <w:sz w:val="20"/>
               </w:rPr>
-              <w:t>Tiết 52 (1 tiết)</w:t>
+              <w:t>Tiết 52 (5 tiết)</w:t>
             </w:r>
           </w:p>
         </w:tc>
@@ -7000,6 +6999,20 @@
                 <w:i w:val="0"/>
                 <w:sz w:val="18"/>
               </w:rPr>
+              <w:t>NLS: Năng lực số 1.1 CB2c: HS thao tác bản đồ, quả địa cầu số</w:t>
+            </w:r>
+          </w:p>
+          <w:p>
+            <w:pPr>
+              <w:spacing w:after="0"/>
+            </w:pPr>
+            <w:r>
+              <w:rPr>
+                <w:b w:val="0"/>
+                <w:i w:val="0"/>
+                <w:sz w:val="18"/>
+              </w:rPr>
+              <w:t>KNS: KN ứng phó với thiên tai thường gặp ở địa phương.</w:t>
             </w:r>
           </w:p>
         </w:tc>
@@ -7077,7 +7090,7 @@
                 <w:i w:val="0"/>
                 <w:sz w:val="20"/>
               </w:rPr>
-              <w:t>Bài 22. Các châu lục và đại dương trên thế giới (Tiết 1)</w:t>
+              <w:t>Bài 22. Các châu lục và đại dương trên thế giới (Tiết 2)</w:t>
             </w:r>
           </w:p>
         </w:tc>
@@ -7097,7 +7110,7 @@
                 <w:i w:val="0"/>
                 <w:sz w:val="20"/>
               </w:rPr>
-              <w:t>Tiết 53 (5 tiết)</w:t>
+              <w:t>Tiết 53</w:t>
             </w:r>
           </w:p>
         </w:tc>
@@ -7117,19 +7130,6 @@
                 <w:sz w:val="18"/>
               </w:rPr>
               <w:t>NLS: Năng lực số 1.1 CB2c: HS thao tác bản đồ, quả địa cầu số</w:t>
-            </w:r>
-          </w:p>
-          <w:p>
-            <w:pPr>
-              <w:spacing w:after="0"/>
-            </w:pPr>
-            <w:r>
-              <w:rPr>
-                <w:b w:val="0"/>
-                <w:i w:val="0"/>
-                <w:sz w:val="18"/>
-              </w:rPr>
-              <w:t>KNS: KN ứng phó với thiên tai thường gặp ở địa phương.</w:t>
             </w:r>
           </w:p>
         </w:tc>
@@ -7205,7 +7205,7 @@
                 <w:i w:val="0"/>
                 <w:sz w:val="20"/>
               </w:rPr>
-              <w:t>Bài 22. Các châu lục và đại dương trên thế giới (Tiết 2)</w:t>
+              <w:t>Bài 22. Các châu lục và đại dương trên thế giới (Tiết 3)</w:t>
             </w:r>
           </w:p>
         </w:tc>
@@ -7244,7 +7244,6 @@
                 <w:i w:val="0"/>
                 <w:sz w:val="18"/>
               </w:rPr>
-              <w:t>NLS: Năng lực số 1.1 CB2c: HS thao tác bản đồ, quả địa cầu số</w:t>
             </w:r>
           </w:p>
         </w:tc>
@@ -7322,7 +7321,7 @@
                 <w:i w:val="0"/>
                 <w:sz w:val="20"/>
               </w:rPr>
-              <w:t>Bài 22. Các châu lục và đại dương trên thế giới (Tiết 3)</w:t>
+              <w:t>Bài 22. Các châu lục và đại dương trên thế giới (Tiết 4)</w:t>
             </w:r>
           </w:p>
         </w:tc>
@@ -7436,7 +7435,7 @@
                 <w:i w:val="0"/>
                 <w:sz w:val="20"/>
               </w:rPr>
-              <w:t>Bài 22. Các châu lục và đại dương trên thế giới (Tiết 4)</w:t>
+              <w:t>Bài 22. Các châu lục và đại dương trên thế giới (Tiết 5)</w:t>
             </w:r>
           </w:p>
         </w:tc>
@@ -7552,7 +7551,7 @@
                 <w:i w:val="0"/>
                 <w:sz w:val="20"/>
               </w:rPr>
-              <w:t>Bài 22. Các châu lục và đại dương trên thế giới (Tiết 5)</w:t>
+              <w:t>Bài 23. Dân số và các chủng tộc chính trên thế giới (Tiết 1)</w:t>
             </w:r>
           </w:p>
         </w:tc>
@@ -7572,7 +7571,7 @@
                 <w:i w:val="0"/>
                 <w:sz w:val="20"/>
               </w:rPr>
-              <w:t>Tiết 57</w:t>
+              <w:t>Tiết 57 (2 tiết)</w:t>
             </w:r>
           </w:p>
         </w:tc>
@@ -7591,6 +7590,7 @@
                 <w:i w:val="0"/>
                 <w:sz w:val="18"/>
               </w:rPr>
+              <w:t>NLS: Năng lực số 1.1 CB2c: HS thao tác bản đồ, quả địa cầu số</w:t>
             </w:r>
           </w:p>
         </w:tc>
@@ -7666,7 +7666,7 @@
                 <w:i w:val="0"/>
                 <w:sz w:val="20"/>
               </w:rPr>
-              <w:t>Bài 23. Dân số và các chủng tộc chính trên thế giới (Tiết 1)</w:t>
+              <w:t>Bài 23. Dân số và các chủng tộc chính trên thế giới (Tiết 2)</w:t>
             </w:r>
           </w:p>
         </w:tc>
@@ -7686,7 +7686,7 @@
                 <w:i w:val="0"/>
                 <w:sz w:val="20"/>
               </w:rPr>
-              <w:t>Tiết 58 (2 tiết)</w:t>
+              <w:t>Tiết 58</w:t>
             </w:r>
           </w:p>
         </w:tc>
@@ -7783,7 +7783,7 @@
                 <w:i w:val="0"/>
                 <w:sz w:val="20"/>
               </w:rPr>
-              <w:t>Bài 23. Dân số và các chủng tộc chính trên thế giới (Tiết 2)</w:t>
+              <w:t>Bài 24. Văn minh Ai Cập (Tiết 1)</w:t>
             </w:r>
           </w:p>
         </w:tc>
@@ -7803,7 +7803,7 @@
                 <w:i w:val="0"/>
                 <w:sz w:val="20"/>
               </w:rPr>
-              <w:t>Tiết 59</w:t>
+              <w:t>Tiết 59 (2 tiết)</w:t>
             </w:r>
           </w:p>
         </w:tc>
@@ -7822,7 +7822,7 @@
                 <w:i w:val="0"/>
                 <w:sz w:val="18"/>
               </w:rPr>
-              <w:t>NLS: Năng lực số 1.1 CB2c: HS thao tác bản đồ, quả địa cầu số</w:t>
+              <w:t>NLS: Năng lực số 1.1 CB2c: HS tham quan bảo tàng số, quan sát hiện vật ở nhiều góc</w:t>
             </w:r>
           </w:p>
         </w:tc>
@@ -7898,7 +7898,7 @@
                 <w:i w:val="0"/>
                 <w:sz w:val="20"/>
               </w:rPr>
-              <w:t>Bài 24. Văn minh Ai Cập (Tiết 1)</w:t>
+              <w:t>Bài 24. Văn minh Ai Cập (Tiết 2)</w:t>
             </w:r>
           </w:p>
         </w:tc>
@@ -7918,7 +7918,7 @@
                 <w:i w:val="0"/>
                 <w:sz w:val="20"/>
               </w:rPr>
-              <w:t>Tiết 60 (2 tiết)</w:t>
+              <w:t>Tiết 60</w:t>
             </w:r>
           </w:p>
         </w:tc>
@@ -8015,7 +8015,7 @@
                 <w:i w:val="0"/>
                 <w:sz w:val="20"/>
               </w:rPr>
-              <w:t>Bài 24. Văn minh Ai Cập (Tiết 2)</w:t>
+              <w:t>Bài 25. Văn minh Hy Lạp (Tiết 1)</w:t>
             </w:r>
           </w:p>
         </w:tc>
@@ -8035,7 +8035,7 @@
                 <w:i w:val="0"/>
                 <w:sz w:val="20"/>
               </w:rPr>
-              <w:t>Tiết 61</w:t>
+              <w:t>Tiết 61 (2 tiết)</w:t>
             </w:r>
           </w:p>
         </w:tc>
@@ -8130,7 +8130,7 @@
                 <w:i w:val="0"/>
                 <w:sz w:val="20"/>
               </w:rPr>
-              <w:t>Bài 25. Văn minh Hy Lạp (Tiết 1)</w:t>
+              <w:t>Bài 25. Văn minh Hy Lạp (Tiết 2)</w:t>
             </w:r>
           </w:p>
         </w:tc>
@@ -8150,7 +8150,7 @@
                 <w:i w:val="0"/>
                 <w:sz w:val="20"/>
               </w:rPr>
-              <w:t>Tiết 62 (2 tiết)</w:t>
+              <w:t>Tiết 62</w:t>
             </w:r>
           </w:p>
         </w:tc>
@@ -8228,7 +8228,7 @@
                 <w:i w:val="0"/>
                 <w:sz w:val="20"/>
               </w:rPr>
-              <w:t>Chủ đề 5: Tìm hiểu thế giới</w:t>
+              <w:t>Chủ đề 6: Chung tay xây dựng thế giới</w:t>
             </w:r>
           </w:p>
         </w:tc>
@@ -8247,7 +8247,7 @@
                 <w:i w:val="0"/>
                 <w:sz w:val="20"/>
               </w:rPr>
-              <w:t>Bài 25. Văn minh Hy Lạp (Tiết 2)</w:t>
+              <w:t>Bài 26. Xây dựng thế giới xanh – sạch – đẹp (Tiết 1)</w:t>
             </w:r>
           </w:p>
         </w:tc>
@@ -8267,7 +8267,7 @@
                 <w:i w:val="0"/>
                 <w:sz w:val="20"/>
               </w:rPr>
-              <w:t>Tiết 63</w:t>
+              <w:t>Tiết 63 (2 tiết)</w:t>
             </w:r>
           </w:p>
         </w:tc>
@@ -8286,7 +8286,33 @@
                 <w:i w:val="0"/>
                 <w:sz w:val="18"/>
               </w:rPr>
-              <w:t>NLS: Năng lực số 1.1 CB2c: HS tham quan bảo tàng số, quan sát hiện vật ở nhiều góc</w:t>
+              <w:t>HĐ Khám phá: Một số vấn đề về môi trường. +Hình 2 nhắc đến tỉnh Quảng Nam. *Cập nhật Quảng Nam sáp nhập thành Đà Nẵng</w:t>
+            </w:r>
+          </w:p>
+          <w:p>
+            <w:pPr>
+              <w:spacing w:after="0"/>
+            </w:pPr>
+            <w:r>
+              <w:rPr>
+                <w:b w:val="0"/>
+                <w:i w:val="0"/>
+                <w:sz w:val="18"/>
+              </w:rPr>
+              <w:t>NLS-KT: sử dụng bản đồ số/tranh ảnh/tư liệu số; hướng dẫn HS ghi nguồn thông tin.</w:t>
+            </w:r>
+          </w:p>
+          <w:p>
+            <w:pPr>
+              <w:spacing w:after="0"/>
+            </w:pPr>
+            <w:r>
+              <w:rPr>
+                <w:b w:val="0"/>
+                <w:i w:val="0"/>
+                <w:sz w:val="18"/>
+              </w:rPr>
+              <w:t>Năng lực số 1.1 CB2c: HS thao tác bản đồ, quả địa cầu số.</w:t>
             </w:r>
           </w:p>
         </w:tc>
@@ -8344,7 +8370,6 @@
                 <w:i w:val="0"/>
                 <w:sz w:val="20"/>
               </w:rPr>
-              <w:t>Chủ đề 6: Chung tay xây dựng thế giới</w:t>
             </w:r>
           </w:p>
         </w:tc>
@@ -8363,7 +8388,7 @@
                 <w:i w:val="0"/>
                 <w:sz w:val="20"/>
               </w:rPr>
-              <w:t>Bài 26. Xây dựng thế giới xanh – sạch – đẹp (Tiết 1)</w:t>
+              <w:t>Bài 26. Xây dựng thế giới xanh – sạch – đẹp (Tiết 2)</w:t>
             </w:r>
           </w:p>
         </w:tc>
@@ -8383,7 +8408,7 @@
                 <w:i w:val="0"/>
                 <w:sz w:val="20"/>
               </w:rPr>
-              <w:t>Tiết 64 (2 tiết)</w:t>
+              <w:t>Tiết 64</w:t>
             </w:r>
           </w:p>
         </w:tc>
@@ -8402,33 +8427,7 @@
                 <w:i w:val="0"/>
                 <w:sz w:val="18"/>
               </w:rPr>
-              <w:t>HĐ Khám phá: Một số vấn đề về môi trường. +Hình 2 nhắc đến tỉnh Quảng Nam. *Cập nhật Quảng Nam sáp nhập thành Đà Nẵng</w:t>
-            </w:r>
-          </w:p>
-          <w:p>
-            <w:pPr>
-              <w:spacing w:after="0"/>
-            </w:pPr>
-            <w:r>
-              <w:rPr>
-                <w:b w:val="0"/>
-                <w:i w:val="0"/>
-                <w:sz w:val="18"/>
-              </w:rPr>
-              <w:t>NLS-KT: sử dụng bản đồ số/tranh ảnh/tư liệu số; hướng dẫn HS ghi nguồn thông tin.</w:t>
-            </w:r>
-          </w:p>
-          <w:p>
-            <w:pPr>
-              <w:spacing w:after="0"/>
-            </w:pPr>
-            <w:r>
-              <w:rPr>
-                <w:b w:val="0"/>
-                <w:i w:val="0"/>
-                <w:sz w:val="18"/>
-              </w:rPr>
-              <w:t>Năng lực số 1.1 CB2c: HS thao tác bản đồ, quả địa cầu số.</w:t>
+              <w:t>NLS: Năng lực số 1.1 CB2c: HS thao tác bản đồ, quả địa cầu số</w:t>
             </w:r>
           </w:p>
         </w:tc>
@@ -8506,7 +8505,7 @@
                 <w:i w:val="0"/>
                 <w:sz w:val="20"/>
               </w:rPr>
-              <w:t>Bài 26. Xây dựng thế giới xanh – sạch – đẹp (Tiết 2)</w:t>
+              <w:t>Bài 27. Xây dựng thế giới hoà bình (Tiết 1)</w:t>
             </w:r>
           </w:p>
         </w:tc>
@@ -8526,7 +8525,7 @@
                 <w:i w:val="0"/>
                 <w:sz w:val="20"/>
               </w:rPr>
-              <w:t>Tiết 65</w:t>
+              <w:t>Tiết 65 (2 tiết)</w:t>
             </w:r>
           </w:p>
         </w:tc>
@@ -8545,7 +8544,20 @@
                 <w:i w:val="0"/>
                 <w:sz w:val="18"/>
               </w:rPr>
-              <w:t>NLS: Năng lực số 1.1 CB2c: HS thao tác bản đồ, quả địa cầu số</w:t>
+              <w:t>QPAN: Yêu hoà bình, bảo vệ hoà bình bằng những việc phù hợp với khả năng, phản đối chiến tranh.</w:t>
+            </w:r>
+          </w:p>
+          <w:p>
+            <w:pPr>
+              <w:spacing w:after="0"/>
+            </w:pPr>
+            <w:r>
+              <w:rPr>
+                <w:b w:val="0"/>
+                <w:i w:val="0"/>
+                <w:sz w:val="18"/>
+              </w:rPr>
+              <w:t>Năng lực số 1.1 CB2c: HS thao tác bản đồ, quả địa cầu số.</w:t>
             </w:r>
           </w:p>
         </w:tc>
@@ -8621,7 +8633,7 @@
                 <w:i w:val="0"/>
                 <w:sz w:val="20"/>
               </w:rPr>
-              <w:t>Bài 27. Xây dựng thế giới hoà bình (Tiết 1)</w:t>
+              <w:t>Bài 27. Xây dựng thế giới hoà bình (Tiết 2)</w:t>
             </w:r>
           </w:p>
         </w:tc>
@@ -8641,7 +8653,7 @@
                 <w:i w:val="0"/>
                 <w:sz w:val="20"/>
               </w:rPr>
-              <w:t>Tiết 66 (2 tiết)</w:t>
+              <w:t>Tiết 66</w:t>
             </w:r>
           </w:p>
         </w:tc>
@@ -8660,20 +8672,7 @@
                 <w:i w:val="0"/>
                 <w:sz w:val="18"/>
               </w:rPr>
-              <w:t>QPAN: Yêu hoà bình, bảo vệ hoà bình bằng những việc phù hợp với khả năng, phản đối chiến tranh.</w:t>
-            </w:r>
-          </w:p>
-          <w:p>
-            <w:pPr>
-              <w:spacing w:after="0"/>
-            </w:pPr>
-            <w:r>
-              <w:rPr>
-                <w:b w:val="0"/>
-                <w:i w:val="0"/>
-                <w:sz w:val="18"/>
-              </w:rPr>
-              <w:t>Năng lực số 1.1 CB2c: HS thao tác bản đồ, quả địa cầu số.</w:t>
+              <w:t>NLS: Năng lực số 1.1 CB2c: HS thao tác bản đồ, quả địa cầu số</w:t>
             </w:r>
           </w:p>
         </w:tc>
@@ -8751,7 +8750,7 @@
                 <w:i w:val="0"/>
                 <w:sz w:val="20"/>
               </w:rPr>
-              <w:t>Bài 27. Xây dựng thế giới hoà bình (Tiết 2)</w:t>
+              <w:t>Bài 28. Ôn tập (Tiết 1)</w:t>
             </w:r>
           </w:p>
         </w:tc>
@@ -8771,7 +8770,7 @@
                 <w:i w:val="0"/>
                 <w:sz w:val="20"/>
               </w:rPr>
-              <w:t>Tiết 67</w:t>
+              <w:t>Tiết 67 (3 tiết)</w:t>
             </w:r>
           </w:p>
         </w:tc>
@@ -8790,7 +8789,6 @@
                 <w:i w:val="0"/>
                 <w:sz w:val="18"/>
               </w:rPr>
-              <w:t>NLS: Năng lực số 1.1 CB2c: HS thao tác bản đồ, quả địa cầu số</w:t>
             </w:r>
           </w:p>
         </w:tc>
@@ -8866,7 +8864,7 @@
                 <w:i w:val="0"/>
                 <w:sz w:val="20"/>
               </w:rPr>
-              <w:t>Bài 28. Ôn tập (Tiết 1)</w:t>
+              <w:t>Bài 28. Ôn tập (Tiết 2)</w:t>
             </w:r>
           </w:p>
         </w:tc>
@@ -8886,7 +8884,7 @@
                 <w:i w:val="0"/>
                 <w:sz w:val="20"/>
               </w:rPr>
-              <w:t>Tiết 68 (2 tiết)</w:t>
+              <w:t>Tiết 68</w:t>
             </w:r>
           </w:p>
         </w:tc>
@@ -8905,7 +8903,6 @@
                 <w:i w:val="0"/>
                 <w:sz w:val="18"/>
               </w:rPr>
-              <w:t>SGV 3 tiết; bớt 1 tiết cho kiểm tra định kì</w:t>
             </w:r>
           </w:p>
         </w:tc>
@@ -8983,7 +8980,7 @@
                 <w:i w:val="0"/>
                 <w:sz w:val="20"/>
               </w:rPr>
-              <w:t>Bài 28. Ôn tập (Tiết 2)</w:t>
+              <w:t>Bài 28. Ôn tập (Tiết 3)</w:t>
             </w:r>
           </w:p>
         </w:tc>
